--- a/docs/hit-catalogue/CY5/syllabus_en.docx
+++ b/docs/hit-catalogue/CY5/syllabus_en.docx
@@ -11,7 +11,7 @@
           <w:b/>
           <w:sz w:val="30"/>
         </w:rPr>
-        <w:t>Blockchain &amp; Decentralized Systems (בלוקצ'יין חזון ופרקטיקה) - 67007</w:t>
+        <w:t>Blockchain and Decentralized Cryptographic Systems (בלוקצ'יין ומערכות קריפטוגרפיות מבוזרות) - 67007</w:t>
       </w:r>
     </w:p>
     <w:p>
